--- a/DATA_5100/weather/reports/seattle_weather_analysis_report.docx
+++ b/DATA_5100/weather/reports/seattle_weather_analysis_report.docx
@@ -5,12 +5,18 @@
     <w:p>
       <w:pPr>
         <w:spacing w:after="40"/>
+        <w:rPr>
+          <w:sz w:val="24"/>
+          <w:szCs w:val="24"/>
+        </w:rPr>
       </w:pPr>
       <w:r>
         <w:rPr>
           <w:rFonts w:ascii="Arial" w:eastAsia="Arial" w:hAnsi="Arial" w:cs="Arial"/>
           <w:b/>
           <w:bCs/>
+          <w:sz w:val="24"/>
+          <w:szCs w:val="24"/>
         </w:rPr>
         <w:t>Does It Rain More in Seattle, WA than in San Francisco, CA?</w:t>
       </w:r>
@@ -162,12 +168,6 @@
         <w:gridCol w:w="2460"/>
       </w:tblGrid>
       <w:tr>
-        <w:tblPrEx>
-          <w:tblCellMar>
-            <w:top w:w="0" w:type="dxa"/>
-            <w:bottom w:w="0" w:type="dxa"/>
-          </w:tblCellMar>
-        </w:tblPrEx>
         <w:tc>
           <w:tcPr>
             <w:tcW w:w="2000" w:type="dxa"/>
@@ -236,12 +236,6 @@
         </w:tc>
       </w:tr>
       <w:tr>
-        <w:tblPrEx>
-          <w:tblCellMar>
-            <w:top w:w="0" w:type="dxa"/>
-            <w:bottom w:w="0" w:type="dxa"/>
-          </w:tblCellMar>
-        </w:tblPrEx>
         <w:tc>
           <w:tcPr>
             <w:tcW w:w="2000" w:type="dxa"/>
@@ -301,12 +295,6 @@
         </w:tc>
       </w:tr>
       <w:tr>
-        <w:tblPrEx>
-          <w:tblCellMar>
-            <w:top w:w="0" w:type="dxa"/>
-            <w:bottom w:w="0" w:type="dxa"/>
-          </w:tblCellMar>
-        </w:tblPrEx>
         <w:tc>
           <w:tcPr>
             <w:tcW w:w="2000" w:type="dxa"/>
@@ -591,12 +579,6 @@
         <w:gridCol w:w="4680"/>
       </w:tblGrid>
       <w:tr>
-        <w:tblPrEx>
-          <w:tblCellMar>
-            <w:top w:w="0" w:type="dxa"/>
-            <w:bottom w:w="0" w:type="dxa"/>
-          </w:tblCellMar>
-        </w:tblPrEx>
         <w:trPr>
           <w:cantSplit/>
         </w:trPr>
@@ -763,12 +745,6 @@
         </w:tc>
       </w:tr>
       <w:tr>
-        <w:tblPrEx>
-          <w:tblCellMar>
-            <w:top w:w="0" w:type="dxa"/>
-            <w:bottom w:w="0" w:type="dxa"/>
-          </w:tblCellMar>
-        </w:tblPrEx>
         <w:trPr>
           <w:cantSplit/>
         </w:trPr>
